--- a/Надежность и безопасность ПО/ПЗ № 1 Оценка характеристик программ с использованием метрики Холстеда/Отчёт 1 Практика.docx
+++ b/Надежность и безопасность ПО/ПЗ № 1 Оценка характеристик программ с использованием метрики Холстеда/Отчёт 1 Практика.docx
@@ -1,6 +1,6 @@
 
 <file path=word/document.xml><?xml version="1.0" encoding="utf-8"?>
-<w:document xmlns:wpc="http://schemas.microsoft.com/office/word/2010/wordprocessingCanvas" xmlns:cx="http://schemas.microsoft.com/office/drawing/2014/chartex" xmlns:cx1="http://schemas.microsoft.com/office/drawing/2015/9/8/chartex" xmlns:cx2="http://schemas.microsoft.com/office/drawing/2015/10/21/chartex" xmlns:cx3="http://schemas.microsoft.com/office/drawing/2016/5/9/chartex" xmlns:cx4="http://schemas.microsoft.com/office/drawing/2016/5/10/chartex" xmlns:cx5="http://schemas.microsoft.com/office/drawing/2016/5/11/chartex" xmlns:cx6="http://schemas.microsoft.com/office/drawing/2016/5/12/chartex" xmlns:cx7="http://schemas.microsoft.com/office/drawing/2016/5/13/chartex" xmlns:cx8="http://schemas.microsoft.com/office/drawing/2016/5/14/chartex" xmlns:mc="http://schemas.openxmlformats.org/markup-compatibility/2006" xmlns:aink="http://schemas.microsoft.com/office/drawing/2016/ink" xmlns:am3d="http://schemas.microsoft.com/office/drawing/2017/model3d" xmlns:o="urn:schemas-microsoft-com:office:office" xmlns:r="http://schemas.openxmlformats.org/officeDocument/2006/relationships" xmlns:m="http://schemas.openxmlformats.org/officeDocument/2006/math" xmlns:v="urn:schemas-microsoft-com:vml" xmlns:wp14="http://schemas.microsoft.com/office/word/2010/wordprocessingDrawing" xmlns:wp="http://schemas.openxmlformats.org/drawingml/2006/wordprocessingDrawing" xmlns:w10="urn:schemas-microsoft-com:office:word" xmlns:w="http://schemas.openxmlformats.org/wordprocessingml/2006/main" xmlns:w14="http://schemas.microsoft.com/office/word/2010/wordml" xmlns:w15="http://schemas.microsoft.com/office/word/2012/wordml" xmlns:w16cex="http://schemas.microsoft.com/office/word/2018/wordml/cex" xmlns:w16cid="http://schemas.microsoft.com/office/word/2016/wordml/cid" xmlns:w16="http://schemas.microsoft.com/office/word/2018/wordml" xmlns:w16sdtdh="http://schemas.microsoft.com/office/word/2020/wordml/sdtdatahash" xmlns:w16se="http://schemas.microsoft.com/office/word/2015/wordml/symex" xmlns:wpg="http://schemas.microsoft.com/office/word/2010/wordprocessingGroup" xmlns:wpi="http://schemas.microsoft.com/office/word/2010/wordprocessingInk" xmlns:wne="http://schemas.microsoft.com/office/word/2006/wordml" xmlns:wps="http://schemas.microsoft.com/office/word/2010/wordprocessingShape" mc:Ignorable="w14 w15 w16se w16cid w16 w16cex w16sdtdh wp14">
+<w:document xmlns:wpc="http://schemas.microsoft.com/office/word/2010/wordprocessingCanvas" xmlns:cx="http://schemas.microsoft.com/office/drawing/2014/chartex" xmlns:cx1="http://schemas.microsoft.com/office/drawing/2015/9/8/chartex" xmlns:cx2="http://schemas.microsoft.com/office/drawing/2015/10/21/chartex" xmlns:cx3="http://schemas.microsoft.com/office/drawing/2016/5/9/chartex" xmlns:cx4="http://schemas.microsoft.com/office/drawing/2016/5/10/chartex" xmlns:cx5="http://schemas.microsoft.com/office/drawing/2016/5/11/chartex" xmlns:cx6="http://schemas.microsoft.com/office/drawing/2016/5/12/chartex" xmlns:cx7="http://schemas.microsoft.com/office/drawing/2016/5/13/chartex" xmlns:cx8="http://schemas.microsoft.com/office/drawing/2016/5/14/chartex" xmlns:mc="http://schemas.openxmlformats.org/markup-compatibility/2006" xmlns:aink="http://schemas.microsoft.com/office/drawing/2016/ink" xmlns:am3d="http://schemas.microsoft.com/office/drawing/2017/model3d" xmlns:o="urn:schemas-microsoft-com:office:office" xmlns:oel="http://schemas.microsoft.com/office/2019/extlst" xmlns:r="http://schemas.openxmlformats.org/officeDocument/2006/relationships" xmlns:m="http://schemas.openxmlformats.org/officeDocument/2006/math" xmlns:v="urn:schemas-microsoft-com:vml" xmlns:wp14="http://schemas.microsoft.com/office/word/2010/wordprocessingDrawing" xmlns:wp="http://schemas.openxmlformats.org/drawingml/2006/wordprocessingDrawing" xmlns:w10="urn:schemas-microsoft-com:office:word" xmlns:w="http://schemas.openxmlformats.org/wordprocessingml/2006/main" xmlns:w14="http://schemas.microsoft.com/office/word/2010/wordml" xmlns:w15="http://schemas.microsoft.com/office/word/2012/wordml" xmlns:w16cex="http://schemas.microsoft.com/office/word/2018/wordml/cex" xmlns:w16cid="http://schemas.microsoft.com/office/word/2016/wordml/cid" xmlns:w16="http://schemas.microsoft.com/office/word/2018/wordml" xmlns:w16du="http://schemas.microsoft.com/office/word/2023/wordml/word16du" xmlns:w16sdtdh="http://schemas.microsoft.com/office/word/2020/wordml/sdtdatahash" xmlns:w16sdtfl="http://schemas.microsoft.com/office/word/2024/wordml/sdtformatlock" xmlns:w16se="http://schemas.microsoft.com/office/word/2015/wordml/symex" xmlns:wpg="http://schemas.microsoft.com/office/word/2010/wordprocessingGroup" xmlns:wpi="http://schemas.microsoft.com/office/word/2010/wordprocessingInk" xmlns:wne="http://schemas.microsoft.com/office/word/2006/wordml" xmlns:wps="http://schemas.microsoft.com/office/word/2010/wordprocessingShape" mc:Ignorable="w14 w15 w16se w16cid w16 w16cex w16sdtdh w16sdtfl w16du wp14">
   <w:body>
     <w:p>
       <w:pPr>
@@ -566,7 +566,10 @@
               <w:pStyle w:val="a3"/>
             </w:pPr>
             <w:r>
-              <w:t>Проверил: (должность)</w:t>
+              <w:t xml:space="preserve">Проверил: </w:t>
+            </w:r>
+            <w:r>
+              <w:t>доцент</w:t>
             </w:r>
           </w:p>
         </w:tc>
@@ -591,7 +594,7 @@
               <w:pStyle w:val="a3"/>
             </w:pPr>
             <w:r>
-              <w:t>(Фамилия Имя Отчество)</w:t>
+              <w:t>Скляров Алексей Викторович</w:t>
             </w:r>
           </w:p>
         </w:tc>
@@ -690,25 +693,7 @@
         <w:t xml:space="preserve">. </w:t>
       </w:r>
       <w:r>
-        <w:t xml:space="preserve">Вариант 7. Описать функцию </w:t>
-      </w:r>
-      <w:proofErr w:type="spellStart"/>
-      <w:r>
-        <w:t>minmax</w:t>
-      </w:r>
-      <w:proofErr w:type="spellEnd"/>
-      <w:r>
-        <w:t>(</w:t>
-      </w:r>
-      <w:proofErr w:type="spellStart"/>
-      <w:proofErr w:type="gramStart"/>
-      <w:r>
-        <w:t>x,y</w:t>
-      </w:r>
-      <w:proofErr w:type="spellEnd"/>
-      <w:proofErr w:type="gramEnd"/>
-      <w:r>
-        <w:t>), которая присваивает первому параметру большее, а второму - меньшее из значений х и у. Используя эту функцию, перераспределить введенные значения переменных А, В, С так, чтобы стало А &lt; В &lt; С.</w:t>
+        <w:t>Вариант 7. Описать функцию minmax(x,y), которая присваивает первому параметру большее, а второму - меньшее из значений х и у. Используя эту функцию, перераспределить введенные значения переменных А, В, С так, чтобы стало А &lt; В &lt; С.</w:t>
       </w:r>
     </w:p>
     <w:p>
@@ -837,21 +822,8 @@
             <w:pPr>
               <w:pStyle w:val="a3"/>
             </w:pPr>
-            <w:proofErr w:type="spellStart"/>
-            <w:r>
-              <w:t>public</w:t>
-            </w:r>
-            <w:proofErr w:type="spellEnd"/>
-            <w:r>
-              <w:t xml:space="preserve"> </w:t>
-            </w:r>
-            <w:proofErr w:type="spellStart"/>
-            <w:r>
-              <w:t>class</w:t>
-            </w:r>
-            <w:proofErr w:type="spellEnd"/>
-            <w:r>
-              <w:t xml:space="preserve"> Lab1</w:t>
+            <w:r>
+              <w:t>public class Lab1</w:t>
             </w:r>
           </w:p>
         </w:tc>
@@ -947,7 +919,6 @@
               </w:rPr>
               <w:t xml:space="preserve">    static void </w:t>
             </w:r>
-            <w:proofErr w:type="gramStart"/>
             <w:r>
               <w:rPr>
                 <w:lang w:val="en-US"/>
@@ -958,14 +929,7 @@
               <w:rPr>
                 <w:lang w:val="en-US"/>
               </w:rPr>
-              <w:t>axmin(</w:t>
-            </w:r>
-            <w:proofErr w:type="gramEnd"/>
-            <w:r>
-              <w:rPr>
-                <w:lang w:val="en-US"/>
-              </w:rPr>
-              <w:t>ref int x, ref int y)</w:t>
+              <w:t>axmin(ref int x, ref int y)</w:t>
             </w:r>
           </w:p>
         </w:tc>
@@ -1397,21 +1361,7 @@
               <w:rPr>
                 <w:lang w:val="en-US"/>
               </w:rPr>
-              <w:t xml:space="preserve">    static void </w:t>
-            </w:r>
-            <w:proofErr w:type="gramStart"/>
-            <w:r>
-              <w:rPr>
-                <w:lang w:val="en-US"/>
-              </w:rPr>
-              <w:t>Main(</w:t>
-            </w:r>
-            <w:proofErr w:type="gramEnd"/>
-            <w:r>
-              <w:rPr>
-                <w:lang w:val="en-US"/>
-              </w:rPr>
-              <w:t>)</w:t>
+              <w:t xml:space="preserve">    static void Main()</w:t>
             </w:r>
           </w:p>
         </w:tc>
@@ -1576,21 +1526,7 @@
               <w:rPr>
                 <w:lang w:val="en-US"/>
               </w:rPr>
-              <w:t xml:space="preserve">int A = </w:t>
-            </w:r>
-            <w:proofErr w:type="gramStart"/>
-            <w:r>
-              <w:rPr>
-                <w:lang w:val="en-US"/>
-              </w:rPr>
-              <w:t>int.Parse</w:t>
-            </w:r>
-            <w:proofErr w:type="gramEnd"/>
-            <w:r>
-              <w:rPr>
-                <w:lang w:val="en-US"/>
-              </w:rPr>
-              <w:t>(Console.ReadLine());</w:t>
+              <w:t>int A = int.Parse(Console.ReadLine());</w:t>
             </w:r>
           </w:p>
         </w:tc>
@@ -1705,21 +1641,7 @@
               <w:rPr>
                 <w:lang w:val="en-US"/>
               </w:rPr>
-              <w:t xml:space="preserve">        int B = </w:t>
-            </w:r>
-            <w:proofErr w:type="gramStart"/>
-            <w:r>
-              <w:rPr>
-                <w:lang w:val="en-US"/>
-              </w:rPr>
-              <w:t>int.Parse</w:t>
-            </w:r>
-            <w:proofErr w:type="gramEnd"/>
-            <w:r>
-              <w:rPr>
-                <w:lang w:val="en-US"/>
-              </w:rPr>
-              <w:t>(Console.ReadLine());</w:t>
+              <w:t xml:space="preserve">        int B = int.Parse(Console.ReadLine());</w:t>
             </w:r>
           </w:p>
         </w:tc>
@@ -1834,21 +1756,7 @@
               <w:rPr>
                 <w:lang w:val="en-US"/>
               </w:rPr>
-              <w:t xml:space="preserve">        int C = </w:t>
-            </w:r>
-            <w:proofErr w:type="gramStart"/>
-            <w:r>
-              <w:rPr>
-                <w:lang w:val="en-US"/>
-              </w:rPr>
-              <w:t>int.Parse</w:t>
-            </w:r>
-            <w:proofErr w:type="gramEnd"/>
-            <w:r>
-              <w:rPr>
-                <w:lang w:val="en-US"/>
-              </w:rPr>
-              <w:t>(Console.ReadLine());</w:t>
+              <w:t xml:space="preserve">        int C = int.Parse(Console.ReadLine());</w:t>
             </w:r>
           </w:p>
         </w:tc>
@@ -1897,7 +1805,6 @@
               </w:rPr>
               <w:t xml:space="preserve">        </w:t>
             </w:r>
-            <w:proofErr w:type="gramStart"/>
             <w:r>
               <w:rPr>
                 <w:lang w:val="en-US"/>
@@ -1908,14 +1815,7 @@
               <w:rPr>
                 <w:lang w:val="en-US"/>
               </w:rPr>
-              <w:t>axmin(</w:t>
-            </w:r>
-            <w:proofErr w:type="gramEnd"/>
-            <w:r>
-              <w:rPr>
-                <w:lang w:val="en-US"/>
-              </w:rPr>
-              <w:t>ref A, ref B);</w:t>
+              <w:t>axmin(ref A, ref B);</w:t>
             </w:r>
           </w:p>
         </w:tc>
@@ -1964,7 +1864,6 @@
               </w:rPr>
               <w:t xml:space="preserve">        </w:t>
             </w:r>
-            <w:proofErr w:type="gramStart"/>
             <w:r>
               <w:rPr>
                 <w:lang w:val="en-US"/>
@@ -1975,14 +1874,7 @@
               <w:rPr>
                 <w:lang w:val="en-US"/>
               </w:rPr>
-              <w:t>axmin(</w:t>
-            </w:r>
-            <w:proofErr w:type="gramEnd"/>
-            <w:r>
-              <w:rPr>
-                <w:lang w:val="en-US"/>
-              </w:rPr>
-              <w:t>ref B, ref C);</w:t>
+              <w:t>axmin(ref B, ref C);</w:t>
             </w:r>
           </w:p>
         </w:tc>
@@ -2034,7 +1926,6 @@
               </w:rPr>
               <w:t xml:space="preserve">        </w:t>
             </w:r>
-            <w:proofErr w:type="gramStart"/>
             <w:r>
               <w:rPr>
                 <w:lang w:val="en-US"/>
@@ -2045,14 +1936,7 @@
               <w:rPr>
                 <w:lang w:val="en-US"/>
               </w:rPr>
-              <w:t>axmin(</w:t>
-            </w:r>
-            <w:proofErr w:type="gramEnd"/>
-            <w:r>
-              <w:rPr>
-                <w:lang w:val="en-US"/>
-              </w:rPr>
-              <w:t>ref A, ref B);</w:t>
+              <w:t>axmin(ref A, ref B);</w:t>
             </w:r>
             <w:r>
               <w:rPr>
@@ -2105,35 +1989,7 @@
               <w:rPr>
                 <w:lang w:val="en-US"/>
               </w:rPr>
-              <w:t xml:space="preserve">        Console.Write($"\</w:t>
-            </w:r>
-            <w:proofErr w:type="spellStart"/>
-            <w:r>
-              <w:rPr>
-                <w:lang w:val="en-US"/>
-              </w:rPr>
-              <w:t>nA</w:t>
-            </w:r>
-            <w:proofErr w:type="spellEnd"/>
-            <w:r>
-              <w:rPr>
-                <w:lang w:val="en-US"/>
-              </w:rPr>
-              <w:t>&lt;B&lt;</w:t>
-            </w:r>
-            <w:proofErr w:type="gramStart"/>
-            <w:r>
-              <w:rPr>
-                <w:lang w:val="en-US"/>
-              </w:rPr>
-              <w:t>C :</w:t>
-            </w:r>
-            <w:proofErr w:type="gramEnd"/>
-            <w:r>
-              <w:rPr>
-                <w:lang w:val="en-US"/>
-              </w:rPr>
-              <w:t xml:space="preserve"> {A}&lt;{B}&lt;{C}");</w:t>
+              <w:t xml:space="preserve">        Console.Write($"\nA&lt;B&lt;C : {A}&lt;{B}&lt;{C}");</w:t>
             </w:r>
           </w:p>
         </w:tc>
@@ -2266,10 +2122,7 @@
         <w:t>Словари</w:t>
       </w:r>
       <w:r>
-        <w:t xml:space="preserve"> оформить в виде таких же таблиц, как в рассмотренном примере</w:t>
-      </w:r>
-      <w:r>
-        <w:t>.</w:t>
+        <w:t xml:space="preserve"> оформить в виде таких же таблиц, как в рассмотренном примере.</w:t>
       </w:r>
     </w:p>
     <w:p>
@@ -2600,19 +2453,11 @@
                 <w:lang w:val="en-US"/>
               </w:rPr>
             </w:pPr>
-            <w:proofErr w:type="gramStart"/>
-            <w:r>
-              <w:rPr>
-                <w:lang w:val="en-US"/>
-              </w:rPr>
-              <w:t>If(</w:t>
-            </w:r>
-            <w:proofErr w:type="gramEnd"/>
-            <w:r>
-              <w:rPr>
-                <w:lang w:val="en-US"/>
-              </w:rPr>
-              <w:t>) …</w:t>
+            <w:r>
+              <w:rPr>
+                <w:lang w:val="en-US"/>
+              </w:rPr>
+              <w:t>If() …</w:t>
             </w:r>
           </w:p>
         </w:tc>
@@ -2767,27 +2612,13 @@
               <w:rPr>
                 <w:lang w:val="en-US"/>
               </w:rPr>
-              <w:t>…</w:t>
-            </w:r>
-            <w:proofErr w:type="gramStart"/>
-            <w:r>
-              <w:rPr>
-                <w:lang w:val="en-US"/>
-              </w:rPr>
-              <w:t>Parse</w:t>
-            </w:r>
-            <w:r>
-              <w:rPr>
-                <w:lang w:val="en-US"/>
-              </w:rPr>
-              <w:t>(</w:t>
-            </w:r>
-            <w:proofErr w:type="gramEnd"/>
-            <w:r>
-              <w:rPr>
-                <w:lang w:val="en-US"/>
-              </w:rPr>
-              <w:t>)</w:t>
+              <w:t>…Parse</w:t>
+            </w:r>
+            <w:r>
+              <w:rPr>
+                <w:lang w:val="en-US"/>
+              </w:rPr>
+              <w:t>()</w:t>
             </w:r>
           </w:p>
         </w:tc>
@@ -3028,13 +2859,7 @@
               <w:rPr>
                 <w:lang w:val="en-US"/>
               </w:rPr>
-              <w:t xml:space="preserve">3, </w:t>
-            </w:r>
-            <w:r>
-              <w:rPr>
-                <w:lang w:val="en-US"/>
-              </w:rPr>
-              <w:t>20, 21, 22</w:t>
+              <w:t>3, 20, 21, 22</w:t>
             </w:r>
           </w:p>
         </w:tc>
@@ -3179,19 +3004,7 @@
               <w:rPr>
                 <w:lang w:val="en-US"/>
               </w:rPr>
-              <w:t>7, 8, 9</w:t>
-            </w:r>
-            <w:r>
-              <w:rPr>
-                <w:lang w:val="en-US"/>
-              </w:rPr>
-              <w:t xml:space="preserve">, </w:t>
-            </w:r>
-            <w:r>
-              <w:rPr>
-                <w:lang w:val="en-US"/>
-              </w:rPr>
-              <w:t>15, 17, 19</w:t>
+              <w:t>7, 8, 9, 15, 17, 19</w:t>
             </w:r>
           </w:p>
         </w:tc>
@@ -3351,13 +3164,7 @@
               <w:rPr>
                 <w:lang w:val="en-US"/>
               </w:rPr>
-              <w:t xml:space="preserve">3, 5, 12, </w:t>
-            </w:r>
-            <w:r>
-              <w:rPr>
-                <w:lang w:val="en-US"/>
-              </w:rPr>
-              <w:t>14, 15,</w:t>
+              <w:t>3, 5, 12, 14, 15,</w:t>
             </w:r>
             <w:r>
               <w:rPr>
@@ -3544,13 +3351,7 @@
               <w:rPr>
                 <w:lang w:val="en-US"/>
               </w:rPr>
-              <w:t>14, 15, 16, 17, 18, 19</w:t>
-            </w:r>
-            <w:r>
-              <w:rPr>
-                <w:lang w:val="en-US"/>
-              </w:rPr>
-              <w:t>, 23</w:t>
+              <w:t>14, 15, 16, 17, 18, 19, 23</w:t>
             </w:r>
           </w:p>
         </w:tc>
@@ -4348,35 +4149,7 @@
               <w:rPr>
                 <w:lang w:val="en-US"/>
               </w:rPr>
-              <w:t>"</w:t>
-            </w:r>
-            <w:proofErr w:type="spellStart"/>
-            <w:r>
-              <w:rPr>
-                <w:lang w:val="en-US"/>
-              </w:rPr>
-              <w:t>Введите</w:t>
-            </w:r>
-            <w:proofErr w:type="spellEnd"/>
-            <w:r>
-              <w:rPr>
-                <w:lang w:val="en-US"/>
-              </w:rPr>
-              <w:t xml:space="preserve"> </w:t>
-            </w:r>
-            <w:proofErr w:type="spellStart"/>
-            <w:r>
-              <w:rPr>
-                <w:lang w:val="en-US"/>
-              </w:rPr>
-              <w:t>значение</w:t>
-            </w:r>
-            <w:proofErr w:type="spellEnd"/>
-            <w:r>
-              <w:rPr>
-                <w:lang w:val="en-US"/>
-              </w:rPr>
-              <w:t xml:space="preserve"> </w:t>
+              <w:t xml:space="preserve">"Введите значение </w:t>
             </w:r>
             <w:r>
               <w:rPr>
@@ -4647,19 +4420,7 @@
               <w:rPr>
                 <w:lang w:val="en-US"/>
               </w:rPr>
-              <w:t xml:space="preserve">17, </w:t>
-            </w:r>
-            <w:r>
-              <w:rPr>
-                <w:lang w:val="en-US"/>
-              </w:rPr>
-              <w:t>20, 21, 22</w:t>
-            </w:r>
-            <w:r>
-              <w:rPr>
-                <w:lang w:val="en-US"/>
-              </w:rPr>
-              <w:t>, 23</w:t>
+              <w:t>17, 20, 21, 22, 23</w:t>
             </w:r>
           </w:p>
         </w:tc>
@@ -4874,21 +4635,10 @@
               <w:rPr>
                 <w:lang w:val="en-US"/>
               </w:rPr>
-              <w:t>\</w:t>
-            </w:r>
-            <w:proofErr w:type="gramStart"/>
-            <w:r>
-              <w:rPr>
-                <w:lang w:val="en-US"/>
-              </w:rPr>
-              <w:t>n</w:t>
-            </w:r>
-            <w:r>
-              <w:t>A&lt;</w:t>
-            </w:r>
-            <w:proofErr w:type="gramEnd"/>
-            <w:r>
-              <w:t>B&lt;C : {A}&lt;{B}&lt;{C}"</w:t>
+              <w:t>\n</w:t>
+            </w:r>
+            <w:r>
+              <w:t>A&lt;B&lt;C : {A}&lt;{B}&lt;{C}"</w:t>
             </w:r>
           </w:p>
         </w:tc>
@@ -5194,62 +4944,7 @@
             <w:sz w:val="28"/>
             <w:szCs w:val="28"/>
           </w:rPr>
-          <m:t>=</m:t>
-        </m:r>
-        <m:r>
-          <m:rPr>
-            <m:sty m:val="bi"/>
-          </m:rPr>
-          <w:rPr>
-            <w:rFonts w:ascii="Cambria Math" w:hAnsi="Cambria Math" w:cs="Times New Roman"/>
-            <w:sz w:val="28"/>
-            <w:szCs w:val="28"/>
-          </w:rPr>
-          <m:t>15</m:t>
-        </m:r>
-        <m:r>
-          <m:rPr>
-            <m:sty m:val="bi"/>
-          </m:rPr>
-          <w:rPr>
-            <w:rFonts w:ascii="Cambria Math" w:hAnsi="Cambria Math" w:cs="Times New Roman"/>
-            <w:sz w:val="28"/>
-            <w:szCs w:val="28"/>
-          </w:rPr>
-          <m:t>+</m:t>
-        </m:r>
-        <m:r>
-          <m:rPr>
-            <m:sty m:val="bi"/>
-          </m:rPr>
-          <w:rPr>
-            <w:rFonts w:ascii="Cambria Math" w:hAnsi="Cambria Math" w:cs="Times New Roman"/>
-            <w:sz w:val="28"/>
-            <w:szCs w:val="28"/>
-          </w:rPr>
-          <m:t>13</m:t>
-        </m:r>
-        <m:r>
-          <m:rPr>
-            <m:sty m:val="bi"/>
-          </m:rPr>
-          <w:rPr>
-            <w:rFonts w:ascii="Cambria Math" w:hAnsi="Cambria Math" w:cs="Times New Roman"/>
-            <w:sz w:val="28"/>
-            <w:szCs w:val="28"/>
-          </w:rPr>
-          <m:t>=</m:t>
-        </m:r>
-        <m:r>
-          <m:rPr>
-            <m:sty m:val="bi"/>
-          </m:rPr>
-          <w:rPr>
-            <w:rFonts w:ascii="Cambria Math" w:hAnsi="Cambria Math" w:cs="Times New Roman"/>
-            <w:sz w:val="28"/>
-            <w:szCs w:val="28"/>
-          </w:rPr>
-          <m:t>28</m:t>
+          <m:t>=15+13=28</m:t>
         </m:r>
       </m:oMath>
       <w:r>
@@ -5406,62 +5101,7 @@
             <w:sz w:val="28"/>
             <w:szCs w:val="28"/>
           </w:rPr>
-          <m:t>=</m:t>
-        </m:r>
-        <m:r>
-          <m:rPr>
-            <m:sty m:val="bi"/>
-          </m:rPr>
-          <w:rPr>
-            <w:rFonts w:ascii="Cambria Math" w:hAnsi="Cambria Math" w:cs="Times New Roman"/>
-            <w:sz w:val="28"/>
-            <w:szCs w:val="28"/>
-          </w:rPr>
-          <m:t>73</m:t>
-        </m:r>
-        <m:r>
-          <m:rPr>
-            <m:sty m:val="bi"/>
-          </m:rPr>
-          <w:rPr>
-            <w:rFonts w:ascii="Cambria Math" w:hAnsi="Cambria Math" w:cs="Times New Roman"/>
-            <w:sz w:val="28"/>
-            <w:szCs w:val="28"/>
-          </w:rPr>
-          <m:t>+3</m:t>
-        </m:r>
-        <m:r>
-          <m:rPr>
-            <m:sty m:val="bi"/>
-          </m:rPr>
-          <w:rPr>
-            <w:rFonts w:ascii="Cambria Math" w:hAnsi="Cambria Math" w:cs="Times New Roman"/>
-            <w:sz w:val="28"/>
-            <w:szCs w:val="28"/>
-          </w:rPr>
-          <m:t>2</m:t>
-        </m:r>
-        <m:r>
-          <m:rPr>
-            <m:sty m:val="bi"/>
-          </m:rPr>
-          <w:rPr>
-            <w:rFonts w:ascii="Cambria Math" w:hAnsi="Cambria Math" w:cs="Times New Roman"/>
-            <w:sz w:val="28"/>
-            <w:szCs w:val="28"/>
-          </w:rPr>
-          <m:t>=1</m:t>
-        </m:r>
-        <m:r>
-          <m:rPr>
-            <m:sty m:val="bi"/>
-          </m:rPr>
-          <w:rPr>
-            <w:rFonts w:ascii="Cambria Math" w:hAnsi="Cambria Math" w:cs="Times New Roman"/>
-            <w:sz w:val="28"/>
-            <w:szCs w:val="28"/>
-          </w:rPr>
-          <m:t>05</m:t>
+          <m:t>=73+32=105</m:t>
         </m:r>
       </m:oMath>
       <w:r>
@@ -5992,18 +5632,7 @@
                 <w:sz w:val="28"/>
                 <w:szCs w:val="28"/>
               </w:rPr>
-              <m:t>1</m:t>
-            </m:r>
-            <m:r>
-              <m:rPr>
-                <m:sty m:val="bi"/>
-              </m:rPr>
-              <w:rPr>
-                <w:rFonts w:ascii="Cambria Math" w:hAnsi="Cambria Math" w:cs="Times New Roman"/>
-                <w:sz w:val="28"/>
-                <w:szCs w:val="28"/>
-              </w:rPr>
-              <m:t>3</m:t>
+              <m:t>13</m:t>
             </m:r>
             <m:func>
               <m:funcPr>
@@ -6068,18 +5697,7 @@
                     <w:sz w:val="28"/>
                     <w:szCs w:val="28"/>
                   </w:rPr>
-                  <m:t>1</m:t>
-                </m:r>
-                <m:r>
-                  <m:rPr>
-                    <m:sty m:val="bi"/>
-                  </m:rPr>
-                  <w:rPr>
-                    <w:rFonts w:ascii="Cambria Math" w:hAnsi="Cambria Math" w:cs="Times New Roman"/>
-                    <w:sz w:val="28"/>
-                    <w:szCs w:val="28"/>
-                  </w:rPr>
-                  <m:t>3</m:t>
+                  <m:t>13</m:t>
                 </m:r>
               </m:e>
             </m:func>
@@ -6094,40 +5712,7 @@
             <w:sz w:val="28"/>
             <w:szCs w:val="28"/>
           </w:rPr>
-          <m:t>=1</m:t>
-        </m:r>
-        <m:r>
-          <m:rPr>
-            <m:sty m:val="bi"/>
-          </m:rPr>
-          <w:rPr>
-            <w:rFonts w:ascii="Cambria Math" w:hAnsi="Cambria Math" w:cs="Times New Roman"/>
-            <w:sz w:val="28"/>
-            <w:szCs w:val="28"/>
-          </w:rPr>
-          <m:t>06</m:t>
-        </m:r>
-        <m:r>
-          <m:rPr>
-            <m:sty m:val="bi"/>
-          </m:rPr>
-          <w:rPr>
-            <w:rFonts w:ascii="Cambria Math" w:hAnsi="Cambria Math" w:cs="Times New Roman"/>
-            <w:sz w:val="28"/>
-            <w:szCs w:val="28"/>
-          </w:rPr>
-          <m:t>.</m:t>
-        </m:r>
-        <m:r>
-          <m:rPr>
-            <m:sty m:val="bi"/>
-          </m:rPr>
-          <w:rPr>
-            <w:rFonts w:ascii="Cambria Math" w:hAnsi="Cambria Math" w:cs="Times New Roman"/>
-            <w:sz w:val="28"/>
-            <w:szCs w:val="28"/>
-          </w:rPr>
-          <m:t>7</m:t>
+          <m:t>=106.7</m:t>
         </m:r>
       </m:oMath>
       <w:r>
@@ -6492,29 +6077,7 @@
             <w:sz w:val="28"/>
             <w:szCs w:val="28"/>
           </w:rPr>
-          <m:t>=</m:t>
-        </m:r>
-        <m:r>
-          <m:rPr>
-            <m:sty m:val="bi"/>
-          </m:rPr>
-          <w:rPr>
-            <w:rFonts w:ascii="Cambria Math" w:hAnsi="Cambria Math" w:cs="Times New Roman"/>
-            <w:sz w:val="28"/>
-            <w:szCs w:val="28"/>
-          </w:rPr>
-          <m:t>105</m:t>
-        </m:r>
-        <m:r>
-          <m:rPr>
-            <m:sty m:val="bi"/>
-          </m:rPr>
-          <w:rPr>
-            <w:rFonts w:ascii="Cambria Math" w:hAnsi="Cambria Math" w:cs="Times New Roman"/>
-            <w:sz w:val="28"/>
-            <w:szCs w:val="28"/>
-          </w:rPr>
-          <m:t>∙</m:t>
+          <m:t>=105∙</m:t>
         </m:r>
         <m:func>
           <m:funcPr>
@@ -6607,40 +6170,7 @@
             <w:sz w:val="28"/>
             <w:szCs w:val="28"/>
           </w:rPr>
-          <m:t>=</m:t>
-        </m:r>
-        <m:r>
-          <m:rPr>
-            <m:sty m:val="bi"/>
-          </m:rPr>
-          <w:rPr>
-            <w:rFonts w:ascii="Cambria Math" w:hAnsi="Cambria Math" w:cs="Times New Roman"/>
-            <w:sz w:val="28"/>
-            <w:szCs w:val="28"/>
-          </w:rPr>
-          <m:t>504</m:t>
-        </m:r>
-        <m:r>
-          <m:rPr>
-            <m:sty m:val="bi"/>
-          </m:rPr>
-          <w:rPr>
-            <w:rFonts w:ascii="Cambria Math" w:hAnsi="Cambria Math" w:cs="Times New Roman"/>
-            <w:sz w:val="28"/>
-            <w:szCs w:val="28"/>
-          </w:rPr>
-          <m:t>.</m:t>
-        </m:r>
-        <m:r>
-          <m:rPr>
-            <m:sty m:val="bi"/>
-          </m:rPr>
-          <w:rPr>
-            <w:rFonts w:ascii="Cambria Math" w:hAnsi="Cambria Math" w:cs="Times New Roman"/>
-            <w:sz w:val="28"/>
-            <w:szCs w:val="28"/>
-          </w:rPr>
-          <m:t>7</m:t>
+          <m:t>=504.7</m:t>
         </m:r>
       </m:oMath>
       <w:r>
@@ -6995,33 +6525,7 @@
             <w:szCs w:val="28"/>
             <w:lang w:eastAsia="en-US" w:bidi="en-US"/>
           </w:rPr>
-          <m:t>=(</m:t>
-        </m:r>
-        <m:r>
-          <m:rPr>
-            <m:sty m:val="b"/>
-          </m:rPr>
-          <w:rPr>
-            <w:rStyle w:val="1pt"/>
-            <w:rFonts w:ascii="Cambria Math" w:eastAsia="Courier New" w:hAnsi="Cambria Math"/>
-            <w:sz w:val="28"/>
-            <w:szCs w:val="28"/>
-            <w:lang w:eastAsia="en-US" w:bidi="en-US"/>
-          </w:rPr>
-          <m:t>5,36</m:t>
-        </m:r>
-        <m:r>
-          <m:rPr>
-            <m:sty m:val="b"/>
-          </m:rPr>
-          <w:rPr>
-            <w:rStyle w:val="1pt"/>
-            <w:rFonts w:ascii="Cambria Math" w:eastAsia="Courier New" w:hAnsi="Cambria Math"/>
-            <w:sz w:val="28"/>
-            <w:szCs w:val="28"/>
-            <w:lang w:eastAsia="en-US" w:bidi="en-US"/>
-          </w:rPr>
-          <m:t>+2)</m:t>
+          <m:t>=(5,36+2)</m:t>
         </m:r>
         <m:func>
           <m:funcPr>
@@ -7114,20 +6618,7 @@
                     <w:szCs w:val="28"/>
                     <w:lang w:eastAsia="en-US" w:bidi="en-US"/>
                   </w:rPr>
-                  <m:t>5,36</m:t>
-                </m:r>
-                <m:r>
-                  <m:rPr>
-                    <m:sty m:val="b"/>
-                  </m:rPr>
-                  <w:rPr>
-                    <w:rStyle w:val="1pt"/>
-                    <w:rFonts w:ascii="Cambria Math" w:eastAsia="Courier New" w:hAnsi="Cambria Math"/>
-                    <w:sz w:val="28"/>
-                    <w:szCs w:val="28"/>
-                    <w:lang w:eastAsia="en-US" w:bidi="en-US"/>
-                  </w:rPr>
-                  <m:t>+2</m:t>
+                  <m:t>5,36+2</m:t>
                 </m:r>
               </m:e>
             </m:d>
@@ -7142,20 +6633,7 @@
                 <w:szCs w:val="28"/>
                 <w:lang w:eastAsia="en-US" w:bidi="en-US"/>
               </w:rPr>
-              <m:t>=</m:t>
-            </m:r>
-            <m:r>
-              <m:rPr>
-                <m:sty m:val="b"/>
-              </m:rPr>
-              <w:rPr>
-                <w:rStyle w:val="1pt"/>
-                <w:rFonts w:ascii="Cambria Math" w:eastAsia="Courier New" w:hAnsi="Cambria Math"/>
-                <w:sz w:val="28"/>
-                <w:szCs w:val="28"/>
-                <w:lang w:eastAsia="en-US" w:bidi="en-US"/>
-              </w:rPr>
-              <m:t>21.19</m:t>
+              <m:t>=21.19</m:t>
             </m:r>
           </m:e>
         </m:func>
@@ -7357,18 +6835,7 @@
             <w:sz w:val="28"/>
             <w:szCs w:val="28"/>
           </w:rPr>
-          <m:t>=0.0</m:t>
-        </m:r>
-        <m:r>
-          <m:rPr>
-            <m:sty m:val="bi"/>
-          </m:rPr>
-          <w:rPr>
-            <w:rFonts w:ascii="Cambria Math" w:hAnsi="Cambria Math" w:cs="Times New Roman"/>
-            <w:sz w:val="28"/>
-            <w:szCs w:val="28"/>
-          </w:rPr>
-          <m:t>42</m:t>
+          <m:t>=0.042</m:t>
         </m:r>
       </m:oMath>
       <w:r>
@@ -7491,106 +6958,7 @@
             <w:sz w:val="28"/>
             <w:szCs w:val="28"/>
           </w:rPr>
-          <m:t>=0.0</m:t>
-        </m:r>
-        <m:r>
-          <m:rPr>
-            <m:sty m:val="bi"/>
-          </m:rPr>
-          <w:rPr>
-            <w:rFonts w:ascii="Cambria Math" w:hAnsi="Cambria Math" w:cs="Times New Roman"/>
-            <w:sz w:val="28"/>
-            <w:szCs w:val="28"/>
-          </w:rPr>
-          <m:t>4</m:t>
-        </m:r>
-        <m:r>
-          <m:rPr>
-            <m:sty m:val="bi"/>
-          </m:rPr>
-          <w:rPr>
-            <w:rFonts w:ascii="Cambria Math" w:hAnsi="Cambria Math" w:cs="Times New Roman"/>
-            <w:sz w:val="28"/>
-            <w:szCs w:val="28"/>
-          </w:rPr>
-          <m:t>2∙</m:t>
-        </m:r>
-        <m:r>
-          <m:rPr>
-            <m:sty m:val="bi"/>
-          </m:rPr>
-          <w:rPr>
-            <w:rFonts w:ascii="Cambria Math" w:hAnsi="Cambria Math" w:cs="Times New Roman"/>
-            <w:sz w:val="28"/>
-            <w:szCs w:val="28"/>
-          </w:rPr>
-          <m:t>21</m:t>
-        </m:r>
-        <m:r>
-          <m:rPr>
-            <m:sty m:val="bi"/>
-          </m:rPr>
-          <w:rPr>
-            <w:rFonts w:ascii="Cambria Math" w:hAnsi="Cambria Math" w:cs="Times New Roman"/>
-            <w:sz w:val="28"/>
-            <w:szCs w:val="28"/>
-          </w:rPr>
-          <m:t>.</m:t>
-        </m:r>
-        <m:r>
-          <m:rPr>
-            <m:sty m:val="bi"/>
-          </m:rPr>
-          <w:rPr>
-            <w:rFonts w:ascii="Cambria Math" w:hAnsi="Cambria Math" w:cs="Times New Roman"/>
-            <w:sz w:val="28"/>
-            <w:szCs w:val="28"/>
-          </w:rPr>
-          <m:t>1</m:t>
-        </m:r>
-        <m:r>
-          <m:rPr>
-            <m:sty m:val="bi"/>
-          </m:rPr>
-          <w:rPr>
-            <w:rFonts w:ascii="Cambria Math" w:hAnsi="Cambria Math" w:cs="Times New Roman"/>
-            <w:sz w:val="28"/>
-            <w:szCs w:val="28"/>
-          </w:rPr>
-          <m:t>9=</m:t>
-        </m:r>
-        <m:r>
-          <m:rPr>
-            <m:sty m:val="bi"/>
-          </m:rPr>
-          <w:rPr>
-            <w:rFonts w:ascii="Cambria Math" w:hAnsi="Cambria Math" w:cs="Times New Roman"/>
-            <w:sz w:val="28"/>
-            <w:szCs w:val="28"/>
-          </w:rPr>
-          <m:t>0</m:t>
-        </m:r>
-        <m:r>
-          <m:rPr>
-            <m:sty m:val="bi"/>
-          </m:rPr>
-          <w:rPr>
-            <w:rFonts w:ascii="Cambria Math" w:hAnsi="Cambria Math" w:cs="Times New Roman"/>
-            <w:sz w:val="28"/>
-            <w:szCs w:val="28"/>
-          </w:rPr>
-          <m:t>.</m:t>
-        </m:r>
-        <m:r>
-          <m:rPr>
-            <m:sty m:val="bi"/>
-          </m:rPr>
-          <w:rPr>
-            <w:rFonts w:ascii="Cambria Math" w:hAnsi="Cambria Math" w:cs="Times New Roman"/>
-            <w:sz w:val="28"/>
-            <w:szCs w:val="28"/>
-          </w:rPr>
-          <m:t>89</m:t>
+          <m:t>=0.042∙21.19=0.89</m:t>
         </m:r>
       </m:oMath>
       <w:r>
@@ -7656,106 +7024,7 @@
             <w:sz w:val="28"/>
             <w:szCs w:val="28"/>
           </w:rPr>
-          <m:t>I=L∙V=0.0</m:t>
-        </m:r>
-        <m:r>
-          <m:rPr>
-            <m:sty m:val="bi"/>
-          </m:rPr>
-          <w:rPr>
-            <w:rFonts w:ascii="Cambria Math" w:hAnsi="Cambria Math" w:cs="Times New Roman"/>
-            <w:sz w:val="28"/>
-            <w:szCs w:val="28"/>
-          </w:rPr>
-          <m:t>4</m:t>
-        </m:r>
-        <m:r>
-          <m:rPr>
-            <m:sty m:val="bi"/>
-          </m:rPr>
-          <w:rPr>
-            <w:rFonts w:ascii="Cambria Math" w:hAnsi="Cambria Math" w:cs="Times New Roman"/>
-            <w:sz w:val="28"/>
-            <w:szCs w:val="28"/>
-          </w:rPr>
-          <m:t>2∙</m:t>
-        </m:r>
-        <m:r>
-          <m:rPr>
-            <m:sty m:val="bi"/>
-          </m:rPr>
-          <w:rPr>
-            <w:rFonts w:ascii="Cambria Math" w:hAnsi="Cambria Math" w:cs="Times New Roman"/>
-            <w:sz w:val="28"/>
-            <w:szCs w:val="28"/>
-          </w:rPr>
-          <m:t>504</m:t>
-        </m:r>
-        <m:r>
-          <m:rPr>
-            <m:sty m:val="bi"/>
-          </m:rPr>
-          <w:rPr>
-            <w:rFonts w:ascii="Cambria Math" w:hAnsi="Cambria Math" w:cs="Times New Roman"/>
-            <w:sz w:val="28"/>
-            <w:szCs w:val="28"/>
-          </w:rPr>
-          <m:t>.</m:t>
-        </m:r>
-        <m:r>
-          <m:rPr>
-            <m:sty m:val="bi"/>
-          </m:rPr>
-          <w:rPr>
-            <w:rFonts w:ascii="Cambria Math" w:hAnsi="Cambria Math" w:cs="Times New Roman"/>
-            <w:sz w:val="28"/>
-            <w:szCs w:val="28"/>
-          </w:rPr>
-          <m:t>7</m:t>
-        </m:r>
-        <m:r>
-          <m:rPr>
-            <m:sty m:val="bi"/>
-          </m:rPr>
-          <w:rPr>
-            <w:rFonts w:ascii="Cambria Math" w:hAnsi="Cambria Math" w:cs="Times New Roman"/>
-            <w:sz w:val="28"/>
-            <w:szCs w:val="28"/>
-          </w:rPr>
-          <m:t>=</m:t>
-        </m:r>
-        <m:r>
-          <m:rPr>
-            <m:sty m:val="bi"/>
-          </m:rPr>
-          <w:rPr>
-            <w:rFonts w:ascii="Cambria Math" w:hAnsi="Cambria Math" w:cs="Times New Roman"/>
-            <w:sz w:val="28"/>
-            <w:szCs w:val="28"/>
-          </w:rPr>
-          <m:t>21</m:t>
-        </m:r>
-        <m:r>
-          <m:rPr>
-            <m:sty m:val="bi"/>
-          </m:rPr>
-          <w:rPr>
-            <w:rFonts w:ascii="Cambria Math" w:hAnsi="Cambria Math" w:cs="Times New Roman"/>
-            <w:sz w:val="28"/>
-            <w:szCs w:val="28"/>
-          </w:rPr>
-          <m:t>.1</m:t>
-        </m:r>
-        <m:r>
-          <m:rPr>
-            <m:sty m:val="bi"/>
-          </m:rPr>
-          <w:rPr>
-            <w:rFonts w:ascii="Cambria Math" w:hAnsi="Cambria Math" w:cs="Times New Roman"/>
-            <w:sz w:val="28"/>
-            <w:szCs w:val="28"/>
-          </w:rPr>
-          <m:t>9</m:t>
+          <m:t>I=L∙V=0.042∙504.7=21.19</m:t>
         </m:r>
       </m:oMath>
       <w:r>
@@ -7900,29 +7169,7 @@
                 <w:sz w:val="28"/>
                 <w:szCs w:val="28"/>
               </w:rPr>
-              <m:t>0.0</m:t>
-            </m:r>
-            <m:r>
-              <m:rPr>
-                <m:sty m:val="bi"/>
-              </m:rPr>
-              <w:rPr>
-                <w:rFonts w:ascii="Cambria Math" w:hAnsi="Cambria Math" w:cs="Times New Roman"/>
-                <w:sz w:val="28"/>
-                <w:szCs w:val="28"/>
-              </w:rPr>
-              <m:t>4</m:t>
-            </m:r>
-            <m:r>
-              <m:rPr>
-                <m:sty m:val="bi"/>
-              </m:rPr>
-              <w:rPr>
-                <w:rFonts w:ascii="Cambria Math" w:hAnsi="Cambria Math" w:cs="Times New Roman"/>
-                <w:sz w:val="28"/>
-                <w:szCs w:val="28"/>
-              </w:rPr>
-              <m:t>2</m:t>
+              <m:t>0.042</m:t>
             </m:r>
           </m:den>
         </m:f>
@@ -7935,18 +7182,7 @@
             <w:sz w:val="28"/>
             <w:szCs w:val="28"/>
           </w:rPr>
-          <m:t>=1</m:t>
-        </m:r>
-        <m:r>
-          <m:rPr>
-            <m:sty m:val="bi"/>
-          </m:rPr>
-          <w:rPr>
-            <w:rFonts w:ascii="Cambria Math" w:hAnsi="Cambria Math" w:cs="Times New Roman"/>
-            <w:sz w:val="28"/>
-            <w:szCs w:val="28"/>
-          </w:rPr>
-          <m:t>2017</m:t>
+          <m:t>=12017</m:t>
         </m:r>
       </m:oMath>
       <w:r>
@@ -10618,7 +9854,7 @@
 </file>
 
 <file path=word/endnotes.xml><?xml version="1.0" encoding="utf-8"?>
-<w:endnotes xmlns:wpc="http://schemas.microsoft.com/office/word/2010/wordprocessingCanvas" xmlns:cx="http://schemas.microsoft.com/office/drawing/2014/chartex" xmlns:cx1="http://schemas.microsoft.com/office/drawing/2015/9/8/chartex" xmlns:cx2="http://schemas.microsoft.com/office/drawing/2015/10/21/chartex" xmlns:cx3="http://schemas.microsoft.com/office/drawing/2016/5/9/chartex" xmlns:cx4="http://schemas.microsoft.com/office/drawing/2016/5/10/chartex" xmlns:cx5="http://schemas.microsoft.com/office/drawing/2016/5/11/chartex" xmlns:cx6="http://schemas.microsoft.com/office/drawing/2016/5/12/chartex" xmlns:cx7="http://schemas.microsoft.com/office/drawing/2016/5/13/chartex" xmlns:cx8="http://schemas.microsoft.com/office/drawing/2016/5/14/chartex" xmlns:mc="http://schemas.openxmlformats.org/markup-compatibility/2006" xmlns:aink="http://schemas.microsoft.com/office/drawing/2016/ink" xmlns:am3d="http://schemas.microsoft.com/office/drawing/2017/model3d" xmlns:o="urn:schemas-microsoft-com:office:office" xmlns:r="http://schemas.openxmlformats.org/officeDocument/2006/relationships" xmlns:m="http://schemas.openxmlformats.org/officeDocument/2006/math" xmlns:v="urn:schemas-microsoft-com:vml" xmlns:wp14="http://schemas.microsoft.com/office/word/2010/wordprocessingDrawing" xmlns:wp="http://schemas.openxmlformats.org/drawingml/2006/wordprocessingDrawing" xmlns:w10="urn:schemas-microsoft-com:office:word" xmlns:w="http://schemas.openxmlformats.org/wordprocessingml/2006/main" xmlns:w14="http://schemas.microsoft.com/office/word/2010/wordml" xmlns:w15="http://schemas.microsoft.com/office/word/2012/wordml" xmlns:w16cex="http://schemas.microsoft.com/office/word/2018/wordml/cex" xmlns:w16cid="http://schemas.microsoft.com/office/word/2016/wordml/cid" xmlns:w16="http://schemas.microsoft.com/office/word/2018/wordml" xmlns:w16sdtdh="http://schemas.microsoft.com/office/word/2020/wordml/sdtdatahash" xmlns:w16se="http://schemas.microsoft.com/office/word/2015/wordml/symex" xmlns:wpg="http://schemas.microsoft.com/office/word/2010/wordprocessingGroup" xmlns:wpi="http://schemas.microsoft.com/office/word/2010/wordprocessingInk" xmlns:wne="http://schemas.microsoft.com/office/word/2006/wordml" xmlns:wps="http://schemas.microsoft.com/office/word/2010/wordprocessingShape" mc:Ignorable="w14 w15 w16se w16cid w16 w16cex w16sdtdh wp14">
+<w:endnotes xmlns:wpc="http://schemas.microsoft.com/office/word/2010/wordprocessingCanvas" xmlns:cx="http://schemas.microsoft.com/office/drawing/2014/chartex" xmlns:cx1="http://schemas.microsoft.com/office/drawing/2015/9/8/chartex" xmlns:cx2="http://schemas.microsoft.com/office/drawing/2015/10/21/chartex" xmlns:cx3="http://schemas.microsoft.com/office/drawing/2016/5/9/chartex" xmlns:cx4="http://schemas.microsoft.com/office/drawing/2016/5/10/chartex" xmlns:cx5="http://schemas.microsoft.com/office/drawing/2016/5/11/chartex" xmlns:cx6="http://schemas.microsoft.com/office/drawing/2016/5/12/chartex" xmlns:cx7="http://schemas.microsoft.com/office/drawing/2016/5/13/chartex" xmlns:cx8="http://schemas.microsoft.com/office/drawing/2016/5/14/chartex" xmlns:mc="http://schemas.openxmlformats.org/markup-compatibility/2006" xmlns:aink="http://schemas.microsoft.com/office/drawing/2016/ink" xmlns:am3d="http://schemas.microsoft.com/office/drawing/2017/model3d" xmlns:o="urn:schemas-microsoft-com:office:office" xmlns:oel="http://schemas.microsoft.com/office/2019/extlst" xmlns:r="http://schemas.openxmlformats.org/officeDocument/2006/relationships" xmlns:m="http://schemas.openxmlformats.org/officeDocument/2006/math" xmlns:v="urn:schemas-microsoft-com:vml" xmlns:wp14="http://schemas.microsoft.com/office/word/2010/wordprocessingDrawing" xmlns:wp="http://schemas.openxmlformats.org/drawingml/2006/wordprocessingDrawing" xmlns:w10="urn:schemas-microsoft-com:office:word" xmlns:w="http://schemas.openxmlformats.org/wordprocessingml/2006/main" xmlns:w14="http://schemas.microsoft.com/office/word/2010/wordml" xmlns:w15="http://schemas.microsoft.com/office/word/2012/wordml" xmlns:w16cex="http://schemas.microsoft.com/office/word/2018/wordml/cex" xmlns:w16cid="http://schemas.microsoft.com/office/word/2016/wordml/cid" xmlns:w16="http://schemas.microsoft.com/office/word/2018/wordml" xmlns:w16du="http://schemas.microsoft.com/office/word/2023/wordml/word16du" xmlns:w16sdtdh="http://schemas.microsoft.com/office/word/2020/wordml/sdtdatahash" xmlns:w16sdtfl="http://schemas.microsoft.com/office/word/2024/wordml/sdtformatlock" xmlns:w16se="http://schemas.microsoft.com/office/word/2015/wordml/symex" xmlns:wpg="http://schemas.microsoft.com/office/word/2010/wordprocessingGroup" xmlns:wpi="http://schemas.microsoft.com/office/word/2010/wordprocessingInk" xmlns:wne="http://schemas.microsoft.com/office/word/2006/wordml" xmlns:wps="http://schemas.microsoft.com/office/word/2010/wordprocessingShape" mc:Ignorable="w14 w15 w16se w16cid w16 w16cex w16sdtdh w16sdtfl w16du wp14">
   <w:endnote w:type="separator" w:id="-1">
     <w:p>
       <w:r>
@@ -10637,7 +9873,7 @@
 </file>
 
 <file path=word/footer1.xml><?xml version="1.0" encoding="utf-8"?>
-<w:ftr xmlns:wpc="http://schemas.microsoft.com/office/word/2010/wordprocessingCanvas" xmlns:cx="http://schemas.microsoft.com/office/drawing/2014/chartex" xmlns:cx1="http://schemas.microsoft.com/office/drawing/2015/9/8/chartex" xmlns:cx2="http://schemas.microsoft.com/office/drawing/2015/10/21/chartex" xmlns:cx3="http://schemas.microsoft.com/office/drawing/2016/5/9/chartex" xmlns:cx4="http://schemas.microsoft.com/office/drawing/2016/5/10/chartex" xmlns:cx5="http://schemas.microsoft.com/office/drawing/2016/5/11/chartex" xmlns:cx6="http://schemas.microsoft.com/office/drawing/2016/5/12/chartex" xmlns:cx7="http://schemas.microsoft.com/office/drawing/2016/5/13/chartex" xmlns:cx8="http://schemas.microsoft.com/office/drawing/2016/5/14/chartex" xmlns:mc="http://schemas.openxmlformats.org/markup-compatibility/2006" xmlns:aink="http://schemas.microsoft.com/office/drawing/2016/ink" xmlns:am3d="http://schemas.microsoft.com/office/drawing/2017/model3d" xmlns:o="urn:schemas-microsoft-com:office:office" xmlns:r="http://schemas.openxmlformats.org/officeDocument/2006/relationships" xmlns:m="http://schemas.openxmlformats.org/officeDocument/2006/math" xmlns:v="urn:schemas-microsoft-com:vml" xmlns:wp14="http://schemas.microsoft.com/office/word/2010/wordprocessingDrawing" xmlns:wp="http://schemas.openxmlformats.org/drawingml/2006/wordprocessingDrawing" xmlns:w10="urn:schemas-microsoft-com:office:word" xmlns:w="http://schemas.openxmlformats.org/wordprocessingml/2006/main" xmlns:w14="http://schemas.microsoft.com/office/word/2010/wordml" xmlns:w15="http://schemas.microsoft.com/office/word/2012/wordml" xmlns:w16cex="http://schemas.microsoft.com/office/word/2018/wordml/cex" xmlns:w16cid="http://schemas.microsoft.com/office/word/2016/wordml/cid" xmlns:w16="http://schemas.microsoft.com/office/word/2018/wordml" xmlns:w16sdtdh="http://schemas.microsoft.com/office/word/2020/wordml/sdtdatahash" xmlns:w16se="http://schemas.microsoft.com/office/word/2015/wordml/symex" xmlns:wpg="http://schemas.microsoft.com/office/word/2010/wordprocessingGroup" xmlns:wpi="http://schemas.microsoft.com/office/word/2010/wordprocessingInk" xmlns:wne="http://schemas.microsoft.com/office/word/2006/wordml" xmlns:wps="http://schemas.microsoft.com/office/word/2010/wordprocessingShape" mc:Ignorable="w14 w15 w16se w16cid w16 w16cex w16sdtdh wp14">
+<w:ftr xmlns:wpc="http://schemas.microsoft.com/office/word/2010/wordprocessingCanvas" xmlns:cx="http://schemas.microsoft.com/office/drawing/2014/chartex" xmlns:cx1="http://schemas.microsoft.com/office/drawing/2015/9/8/chartex" xmlns:cx2="http://schemas.microsoft.com/office/drawing/2015/10/21/chartex" xmlns:cx3="http://schemas.microsoft.com/office/drawing/2016/5/9/chartex" xmlns:cx4="http://schemas.microsoft.com/office/drawing/2016/5/10/chartex" xmlns:cx5="http://schemas.microsoft.com/office/drawing/2016/5/11/chartex" xmlns:cx6="http://schemas.microsoft.com/office/drawing/2016/5/12/chartex" xmlns:cx7="http://schemas.microsoft.com/office/drawing/2016/5/13/chartex" xmlns:cx8="http://schemas.microsoft.com/office/drawing/2016/5/14/chartex" xmlns:mc="http://schemas.openxmlformats.org/markup-compatibility/2006" xmlns:aink="http://schemas.microsoft.com/office/drawing/2016/ink" xmlns:am3d="http://schemas.microsoft.com/office/drawing/2017/model3d" xmlns:o="urn:schemas-microsoft-com:office:office" xmlns:oel="http://schemas.microsoft.com/office/2019/extlst" xmlns:r="http://schemas.openxmlformats.org/officeDocument/2006/relationships" xmlns:m="http://schemas.openxmlformats.org/officeDocument/2006/math" xmlns:v="urn:schemas-microsoft-com:vml" xmlns:wp14="http://schemas.microsoft.com/office/word/2010/wordprocessingDrawing" xmlns:wp="http://schemas.openxmlformats.org/drawingml/2006/wordprocessingDrawing" xmlns:w10="urn:schemas-microsoft-com:office:word" xmlns:w="http://schemas.openxmlformats.org/wordprocessingml/2006/main" xmlns:w14="http://schemas.microsoft.com/office/word/2010/wordml" xmlns:w15="http://schemas.microsoft.com/office/word/2012/wordml" xmlns:w16cex="http://schemas.microsoft.com/office/word/2018/wordml/cex" xmlns:w16cid="http://schemas.microsoft.com/office/word/2016/wordml/cid" xmlns:w16="http://schemas.microsoft.com/office/word/2018/wordml" xmlns:w16du="http://schemas.microsoft.com/office/word/2023/wordml/word16du" xmlns:w16sdtdh="http://schemas.microsoft.com/office/word/2020/wordml/sdtdatahash" xmlns:w16sdtfl="http://schemas.microsoft.com/office/word/2024/wordml/sdtformatlock" xmlns:w16se="http://schemas.microsoft.com/office/word/2015/wordml/symex" xmlns:wpg="http://schemas.microsoft.com/office/word/2010/wordprocessingGroup" xmlns:wpi="http://schemas.microsoft.com/office/word/2010/wordprocessingInk" xmlns:wne="http://schemas.microsoft.com/office/word/2006/wordml" xmlns:wps="http://schemas.microsoft.com/office/word/2010/wordprocessingShape" mc:Ignorable="w14 w15 w16se w16cid w16 w16cex w16sdtdh w16sdtfl w16du wp14">
   <w:p>
     <w:pPr>
       <w:pStyle w:val="a3"/>
@@ -10651,7 +9887,7 @@
 </file>
 
 <file path=word/footnotes.xml><?xml version="1.0" encoding="utf-8"?>
-<w:footnotes xmlns:wpc="http://schemas.microsoft.com/office/word/2010/wordprocessingCanvas" xmlns:cx="http://schemas.microsoft.com/office/drawing/2014/chartex" xmlns:cx1="http://schemas.microsoft.com/office/drawing/2015/9/8/chartex" xmlns:cx2="http://schemas.microsoft.com/office/drawing/2015/10/21/chartex" xmlns:cx3="http://schemas.microsoft.com/office/drawing/2016/5/9/chartex" xmlns:cx4="http://schemas.microsoft.com/office/drawing/2016/5/10/chartex" xmlns:cx5="http://schemas.microsoft.com/office/drawing/2016/5/11/chartex" xmlns:cx6="http://schemas.microsoft.com/office/drawing/2016/5/12/chartex" xmlns:cx7="http://schemas.microsoft.com/office/drawing/2016/5/13/chartex" xmlns:cx8="http://schemas.microsoft.com/office/drawing/2016/5/14/chartex" xmlns:mc="http://schemas.openxmlformats.org/markup-compatibility/2006" xmlns:aink="http://schemas.microsoft.com/office/drawing/2016/ink" xmlns:am3d="http://schemas.microsoft.com/office/drawing/2017/model3d" xmlns:o="urn:schemas-microsoft-com:office:office" xmlns:r="http://schemas.openxmlformats.org/officeDocument/2006/relationships" xmlns:m="http://schemas.openxmlformats.org/officeDocument/2006/math" xmlns:v="urn:schemas-microsoft-com:vml" xmlns:wp14="http://schemas.microsoft.com/office/word/2010/wordprocessingDrawing" xmlns:wp="http://schemas.openxmlformats.org/drawingml/2006/wordprocessingDrawing" xmlns:w10="urn:schemas-microsoft-com:office:word" xmlns:w="http://schemas.openxmlformats.org/wordprocessingml/2006/main" xmlns:w14="http://schemas.microsoft.com/office/word/2010/wordml" xmlns:w15="http://schemas.microsoft.com/office/word/2012/wordml" xmlns:w16cex="http://schemas.microsoft.com/office/word/2018/wordml/cex" xmlns:w16cid="http://schemas.microsoft.com/office/word/2016/wordml/cid" xmlns:w16="http://schemas.microsoft.com/office/word/2018/wordml" xmlns:w16sdtdh="http://schemas.microsoft.com/office/word/2020/wordml/sdtdatahash" xmlns:w16se="http://schemas.microsoft.com/office/word/2015/wordml/symex" xmlns:wpg="http://schemas.microsoft.com/office/word/2010/wordprocessingGroup" xmlns:wpi="http://schemas.microsoft.com/office/word/2010/wordprocessingInk" xmlns:wne="http://schemas.microsoft.com/office/word/2006/wordml" xmlns:wps="http://schemas.microsoft.com/office/word/2010/wordprocessingShape" mc:Ignorable="w14 w15 w16se w16cid w16 w16cex w16sdtdh wp14">
+<w:footnotes xmlns:wpc="http://schemas.microsoft.com/office/word/2010/wordprocessingCanvas" xmlns:cx="http://schemas.microsoft.com/office/drawing/2014/chartex" xmlns:cx1="http://schemas.microsoft.com/office/drawing/2015/9/8/chartex" xmlns:cx2="http://schemas.microsoft.com/office/drawing/2015/10/21/chartex" xmlns:cx3="http://schemas.microsoft.com/office/drawing/2016/5/9/chartex" xmlns:cx4="http://schemas.microsoft.com/office/drawing/2016/5/10/chartex" xmlns:cx5="http://schemas.microsoft.com/office/drawing/2016/5/11/chartex" xmlns:cx6="http://schemas.microsoft.com/office/drawing/2016/5/12/chartex" xmlns:cx7="http://schemas.microsoft.com/office/drawing/2016/5/13/chartex" xmlns:cx8="http://schemas.microsoft.com/office/drawing/2016/5/14/chartex" xmlns:mc="http://schemas.openxmlformats.org/markup-compatibility/2006" xmlns:aink="http://schemas.microsoft.com/office/drawing/2016/ink" xmlns:am3d="http://schemas.microsoft.com/office/drawing/2017/model3d" xmlns:o="urn:schemas-microsoft-com:office:office" xmlns:oel="http://schemas.microsoft.com/office/2019/extlst" xmlns:r="http://schemas.openxmlformats.org/officeDocument/2006/relationships" xmlns:m="http://schemas.openxmlformats.org/officeDocument/2006/math" xmlns:v="urn:schemas-microsoft-com:vml" xmlns:wp14="http://schemas.microsoft.com/office/word/2010/wordprocessingDrawing" xmlns:wp="http://schemas.openxmlformats.org/drawingml/2006/wordprocessingDrawing" xmlns:w10="urn:schemas-microsoft-com:office:word" xmlns:w="http://schemas.openxmlformats.org/wordprocessingml/2006/main" xmlns:w14="http://schemas.microsoft.com/office/word/2010/wordml" xmlns:w15="http://schemas.microsoft.com/office/word/2012/wordml" xmlns:w16cex="http://schemas.microsoft.com/office/word/2018/wordml/cex" xmlns:w16cid="http://schemas.microsoft.com/office/word/2016/wordml/cid" xmlns:w16="http://schemas.microsoft.com/office/word/2018/wordml" xmlns:w16du="http://schemas.microsoft.com/office/word/2023/wordml/word16du" xmlns:w16sdtdh="http://schemas.microsoft.com/office/word/2020/wordml/sdtdatahash" xmlns:w16sdtfl="http://schemas.microsoft.com/office/word/2024/wordml/sdtformatlock" xmlns:w16se="http://schemas.microsoft.com/office/word/2015/wordml/symex" xmlns:wpg="http://schemas.microsoft.com/office/word/2010/wordprocessingGroup" xmlns:wpi="http://schemas.microsoft.com/office/word/2010/wordprocessingInk" xmlns:wne="http://schemas.microsoft.com/office/word/2006/wordml" xmlns:wps="http://schemas.microsoft.com/office/word/2010/wordprocessingShape" mc:Ignorable="w14 w15 w16se w16cid w16 w16cex w16sdtdh w16sdtfl w16du wp14">
   <w:footnote w:type="separator" w:id="-1">
     <w:p>
       <w:r>
@@ -10670,7 +9906,7 @@
 </file>
 
 <file path=word/header1.xml><?xml version="1.0" encoding="utf-8"?>
-<w:hdr xmlns:wpc="http://schemas.microsoft.com/office/word/2010/wordprocessingCanvas" xmlns:cx="http://schemas.microsoft.com/office/drawing/2014/chartex" xmlns:cx1="http://schemas.microsoft.com/office/drawing/2015/9/8/chartex" xmlns:cx2="http://schemas.microsoft.com/office/drawing/2015/10/21/chartex" xmlns:cx3="http://schemas.microsoft.com/office/drawing/2016/5/9/chartex" xmlns:cx4="http://schemas.microsoft.com/office/drawing/2016/5/10/chartex" xmlns:cx5="http://schemas.microsoft.com/office/drawing/2016/5/11/chartex" xmlns:cx6="http://schemas.microsoft.com/office/drawing/2016/5/12/chartex" xmlns:cx7="http://schemas.microsoft.com/office/drawing/2016/5/13/chartex" xmlns:cx8="http://schemas.microsoft.com/office/drawing/2016/5/14/chartex" xmlns:mc="http://schemas.openxmlformats.org/markup-compatibility/2006" xmlns:aink="http://schemas.microsoft.com/office/drawing/2016/ink" xmlns:am3d="http://schemas.microsoft.com/office/drawing/2017/model3d" xmlns:o="urn:schemas-microsoft-com:office:office" xmlns:r="http://schemas.openxmlformats.org/officeDocument/2006/relationships" xmlns:m="http://schemas.openxmlformats.org/officeDocument/2006/math" xmlns:v="urn:schemas-microsoft-com:vml" xmlns:wp14="http://schemas.microsoft.com/office/word/2010/wordprocessingDrawing" xmlns:wp="http://schemas.openxmlformats.org/drawingml/2006/wordprocessingDrawing" xmlns:w10="urn:schemas-microsoft-com:office:word" xmlns:w="http://schemas.openxmlformats.org/wordprocessingml/2006/main" xmlns:w14="http://schemas.microsoft.com/office/word/2010/wordml" xmlns:w15="http://schemas.microsoft.com/office/word/2012/wordml" xmlns:w16cex="http://schemas.microsoft.com/office/word/2018/wordml/cex" xmlns:w16cid="http://schemas.microsoft.com/office/word/2016/wordml/cid" xmlns:w16="http://schemas.microsoft.com/office/word/2018/wordml" xmlns:w16sdtdh="http://schemas.microsoft.com/office/word/2020/wordml/sdtdatahash" xmlns:w16se="http://schemas.microsoft.com/office/word/2015/wordml/symex" xmlns:wpg="http://schemas.microsoft.com/office/word/2010/wordprocessingGroup" xmlns:wpi="http://schemas.microsoft.com/office/word/2010/wordprocessingInk" xmlns:wne="http://schemas.microsoft.com/office/word/2006/wordml" xmlns:wps="http://schemas.microsoft.com/office/word/2010/wordprocessingShape" mc:Ignorable="w14 w15 w16se w16cid w16 w16cex w16sdtdh wp14">
+<w:hdr xmlns:wpc="http://schemas.microsoft.com/office/word/2010/wordprocessingCanvas" xmlns:cx="http://schemas.microsoft.com/office/drawing/2014/chartex" xmlns:cx1="http://schemas.microsoft.com/office/drawing/2015/9/8/chartex" xmlns:cx2="http://schemas.microsoft.com/office/drawing/2015/10/21/chartex" xmlns:cx3="http://schemas.microsoft.com/office/drawing/2016/5/9/chartex" xmlns:cx4="http://schemas.microsoft.com/office/drawing/2016/5/10/chartex" xmlns:cx5="http://schemas.microsoft.com/office/drawing/2016/5/11/chartex" xmlns:cx6="http://schemas.microsoft.com/office/drawing/2016/5/12/chartex" xmlns:cx7="http://schemas.microsoft.com/office/drawing/2016/5/13/chartex" xmlns:cx8="http://schemas.microsoft.com/office/drawing/2016/5/14/chartex" xmlns:mc="http://schemas.openxmlformats.org/markup-compatibility/2006" xmlns:aink="http://schemas.microsoft.com/office/drawing/2016/ink" xmlns:am3d="http://schemas.microsoft.com/office/drawing/2017/model3d" xmlns:o="urn:schemas-microsoft-com:office:office" xmlns:oel="http://schemas.microsoft.com/office/2019/extlst" xmlns:r="http://schemas.openxmlformats.org/officeDocument/2006/relationships" xmlns:m="http://schemas.openxmlformats.org/officeDocument/2006/math" xmlns:v="urn:schemas-microsoft-com:vml" xmlns:wp14="http://schemas.microsoft.com/office/word/2010/wordprocessingDrawing" xmlns:wp="http://schemas.openxmlformats.org/drawingml/2006/wordprocessingDrawing" xmlns:w10="urn:schemas-microsoft-com:office:word" xmlns:w="http://schemas.openxmlformats.org/wordprocessingml/2006/main" xmlns:w14="http://schemas.microsoft.com/office/word/2010/wordml" xmlns:w15="http://schemas.microsoft.com/office/word/2012/wordml" xmlns:w16cex="http://schemas.microsoft.com/office/word/2018/wordml/cex" xmlns:w16cid="http://schemas.microsoft.com/office/word/2016/wordml/cid" xmlns:w16="http://schemas.microsoft.com/office/word/2018/wordml" xmlns:w16du="http://schemas.microsoft.com/office/word/2023/wordml/word16du" xmlns:w16sdtdh="http://schemas.microsoft.com/office/word/2020/wordml/sdtdatahash" xmlns:w16sdtfl="http://schemas.microsoft.com/office/word/2024/wordml/sdtformatlock" xmlns:w16se="http://schemas.microsoft.com/office/word/2015/wordml/symex" xmlns:wpg="http://schemas.microsoft.com/office/word/2010/wordprocessingGroup" xmlns:wpi="http://schemas.microsoft.com/office/word/2010/wordprocessingInk" xmlns:wne="http://schemas.microsoft.com/office/word/2006/wordml" xmlns:wps="http://schemas.microsoft.com/office/word/2010/wordprocessingShape" mc:Ignorable="w14 w15 w16se w16cid w16 w16cex w16sdtdh w16sdtfl w16du wp14">
   <w:p>
     <w:pPr>
       <w:pStyle w:val="a3"/>
@@ -10684,7 +9920,7 @@
 </file>
 
 <file path=word/numbering.xml><?xml version="1.0" encoding="utf-8"?>
-<w:numbering xmlns:wpc="http://schemas.microsoft.com/office/word/2010/wordprocessingCanvas" xmlns:cx="http://schemas.microsoft.com/office/drawing/2014/chartex" xmlns:cx1="http://schemas.microsoft.com/office/drawing/2015/9/8/chartex" xmlns:cx2="http://schemas.microsoft.com/office/drawing/2015/10/21/chartex" xmlns:cx3="http://schemas.microsoft.com/office/drawing/2016/5/9/chartex" xmlns:cx4="http://schemas.microsoft.com/office/drawing/2016/5/10/chartex" xmlns:cx5="http://schemas.microsoft.com/office/drawing/2016/5/11/chartex" xmlns:cx6="http://schemas.microsoft.com/office/drawing/2016/5/12/chartex" xmlns:cx7="http://schemas.microsoft.com/office/drawing/2016/5/13/chartex" xmlns:cx8="http://schemas.microsoft.com/office/drawing/2016/5/14/chartex" xmlns:mc="http://schemas.openxmlformats.org/markup-compatibility/2006" xmlns:aink="http://schemas.microsoft.com/office/drawing/2016/ink" xmlns:am3d="http://schemas.microsoft.com/office/drawing/2017/model3d" xmlns:o="urn:schemas-microsoft-com:office:office" xmlns:r="http://schemas.openxmlformats.org/officeDocument/2006/relationships" xmlns:m="http://schemas.openxmlformats.org/officeDocument/2006/math" xmlns:v="urn:schemas-microsoft-com:vml" xmlns:wp14="http://schemas.microsoft.com/office/word/2010/wordprocessingDrawing" xmlns:wp="http://schemas.openxmlformats.org/drawingml/2006/wordprocessingDrawing" xmlns:w10="urn:schemas-microsoft-com:office:word" xmlns:w="http://schemas.openxmlformats.org/wordprocessingml/2006/main" xmlns:w14="http://schemas.microsoft.com/office/word/2010/wordml" xmlns:w15="http://schemas.microsoft.com/office/word/2012/wordml" xmlns:w16cex="http://schemas.microsoft.com/office/word/2018/wordml/cex" xmlns:w16cid="http://schemas.microsoft.com/office/word/2016/wordml/cid" xmlns:w16="http://schemas.microsoft.com/office/word/2018/wordml" xmlns:w16sdtdh="http://schemas.microsoft.com/office/word/2020/wordml/sdtdatahash" xmlns:w16se="http://schemas.microsoft.com/office/word/2015/wordml/symex" xmlns:wpg="http://schemas.microsoft.com/office/word/2010/wordprocessingGroup" xmlns:wpi="http://schemas.microsoft.com/office/word/2010/wordprocessingInk" xmlns:wne="http://schemas.microsoft.com/office/word/2006/wordml" xmlns:wps="http://schemas.microsoft.com/office/word/2010/wordprocessingShape" mc:Ignorable="w14 w15 w16se w16cid w16 w16cex w16sdtdh wp14">
+<w:numbering xmlns:wpc="http://schemas.microsoft.com/office/word/2010/wordprocessingCanvas" xmlns:cx="http://schemas.microsoft.com/office/drawing/2014/chartex" xmlns:cx1="http://schemas.microsoft.com/office/drawing/2015/9/8/chartex" xmlns:cx2="http://schemas.microsoft.com/office/drawing/2015/10/21/chartex" xmlns:cx3="http://schemas.microsoft.com/office/drawing/2016/5/9/chartex" xmlns:cx4="http://schemas.microsoft.com/office/drawing/2016/5/10/chartex" xmlns:cx5="http://schemas.microsoft.com/office/drawing/2016/5/11/chartex" xmlns:cx6="http://schemas.microsoft.com/office/drawing/2016/5/12/chartex" xmlns:cx7="http://schemas.microsoft.com/office/drawing/2016/5/13/chartex" xmlns:cx8="http://schemas.microsoft.com/office/drawing/2016/5/14/chartex" xmlns:mc="http://schemas.openxmlformats.org/markup-compatibility/2006" xmlns:aink="http://schemas.microsoft.com/office/drawing/2016/ink" xmlns:am3d="http://schemas.microsoft.com/office/drawing/2017/model3d" xmlns:o="urn:schemas-microsoft-com:office:office" xmlns:oel="http://schemas.microsoft.com/office/2019/extlst" xmlns:r="http://schemas.openxmlformats.org/officeDocument/2006/relationships" xmlns:m="http://schemas.openxmlformats.org/officeDocument/2006/math" xmlns:v="urn:schemas-microsoft-com:vml" xmlns:wp14="http://schemas.microsoft.com/office/word/2010/wordprocessingDrawing" xmlns:wp="http://schemas.openxmlformats.org/drawingml/2006/wordprocessingDrawing" xmlns:w10="urn:schemas-microsoft-com:office:word" xmlns:w="http://schemas.openxmlformats.org/wordprocessingml/2006/main" xmlns:w14="http://schemas.microsoft.com/office/word/2010/wordml" xmlns:w15="http://schemas.microsoft.com/office/word/2012/wordml" xmlns:w16cex="http://schemas.microsoft.com/office/word/2018/wordml/cex" xmlns:w16cid="http://schemas.microsoft.com/office/word/2016/wordml/cid" xmlns:w16="http://schemas.microsoft.com/office/word/2018/wordml" xmlns:w16du="http://schemas.microsoft.com/office/word/2023/wordml/word16du" xmlns:w16sdtdh="http://schemas.microsoft.com/office/word/2020/wordml/sdtdatahash" xmlns:w16sdtfl="http://schemas.microsoft.com/office/word/2024/wordml/sdtformatlock" xmlns:w16se="http://schemas.microsoft.com/office/word/2015/wordml/symex" xmlns:wpg="http://schemas.microsoft.com/office/word/2010/wordprocessingGroup" xmlns:wpi="http://schemas.microsoft.com/office/word/2010/wordprocessingInk" xmlns:wne="http://schemas.microsoft.com/office/word/2006/wordml" xmlns:wps="http://schemas.microsoft.com/office/word/2010/wordprocessingShape" mc:Ignorable="w14 w15 w16se w16cid w16 w16cex w16sdtdh w16sdtfl w16du wp14">
   <w:abstractNum w:abstractNumId="0" w15:restartNumberingAfterBreak="0">
     <w:nsid w:val="10595ED1"/>
     <w:multiLevelType w:val="hybridMultilevel"/>
@@ -10887,17 +10123,17 @@
       </w:pPr>
     </w:lvl>
   </w:abstractNum>
-  <w:num w:numId="1">
+  <w:num w:numId="1" w16cid:durableId="874149304">
     <w:abstractNumId w:val="1"/>
   </w:num>
-  <w:num w:numId="2">
+  <w:num w:numId="2" w16cid:durableId="83772737">
     <w:abstractNumId w:val="0"/>
   </w:num>
 </w:numbering>
 </file>
 
 <file path=word/styles.xml><?xml version="1.0" encoding="utf-8"?>
-<w:styles xmlns:mc="http://schemas.openxmlformats.org/markup-compatibility/2006" xmlns:r="http://schemas.openxmlformats.org/officeDocument/2006/relationships" xmlns:w="http://schemas.openxmlformats.org/wordprocessingml/2006/main" xmlns:w14="http://schemas.microsoft.com/office/word/2010/wordml" xmlns:w15="http://schemas.microsoft.com/office/word/2012/wordml" xmlns:w16cex="http://schemas.microsoft.com/office/word/2018/wordml/cex" xmlns:w16cid="http://schemas.microsoft.com/office/word/2016/wordml/cid" xmlns:w16="http://schemas.microsoft.com/office/word/2018/wordml" xmlns:w16sdtdh="http://schemas.microsoft.com/office/word/2020/wordml/sdtdatahash" xmlns:w16se="http://schemas.microsoft.com/office/word/2015/wordml/symex" mc:Ignorable="w14 w15 w16se w16cid w16 w16cex w16sdtdh">
+<w:styles xmlns:mc="http://schemas.openxmlformats.org/markup-compatibility/2006" xmlns:r="http://schemas.openxmlformats.org/officeDocument/2006/relationships" xmlns:w="http://schemas.openxmlformats.org/wordprocessingml/2006/main" xmlns:w14="http://schemas.microsoft.com/office/word/2010/wordml" xmlns:w15="http://schemas.microsoft.com/office/word/2012/wordml" xmlns:w16cex="http://schemas.microsoft.com/office/word/2018/wordml/cex" xmlns:w16cid="http://schemas.microsoft.com/office/word/2016/wordml/cid" xmlns:w16="http://schemas.microsoft.com/office/word/2018/wordml" xmlns:w16du="http://schemas.microsoft.com/office/word/2023/wordml/word16du" xmlns:w16sdtdh="http://schemas.microsoft.com/office/word/2020/wordml/sdtdatahash" xmlns:w16sdtfl="http://schemas.microsoft.com/office/word/2024/wordml/sdtformatlock" xmlns:w16se="http://schemas.microsoft.com/office/word/2015/wordml/symex" mc:Ignorable="w14 w15 w16se w16cid w16 w16cex w16sdtdh w16sdtfl w16du">
   <w:docDefaults>
     <w:rPrDefault>
       <w:rPr>
@@ -11320,6 +10556,7 @@
   <w:style w:type="character" w:default="1" w:styleId="a0">
     <w:name w:val="Default Paragraph Font"/>
     <w:uiPriority w:val="1"/>
+    <w:semiHidden/>
     <w:unhideWhenUsed/>
   </w:style>
   <w:style w:type="table" w:default="1" w:styleId="a1">
